--- a/example_articles/states/Utah/4.states_Utah_Other_publisher.docx
+++ b/example_articles/states/Utah/4.states_Utah_Other_publisher.docx
@@ -7,7 +7,7 @@
         <w:pStyle w:val="Heading1"/>
       </w:pPr>
       <w:r>
-        <w:t>Utah scales back Medicaid expansion; Lawmakers defy voters and enact plan that critics say covers fewer people at greater cost</w:t>
+        <w:t>Actors are getting serious</w:t>
       </w:r>
     </w:p>
     <w:p>
@@ -17,17 +17,17 @@
     </w:p>
     <w:p>
       <w:r>
-        <w:t>Date: 2019-02-17</w:t>
+        <w:t>Date: 2014-01-23</w:t>
       </w:r>
     </w:p>
     <w:p>
       <w:r>
-        <w:t>Section: THE WASHINGTON POST NATIONAL WEEKLY; Pg. K9</w:t>
+        <w:t>Section: LIFE; Pg. 5D</w:t>
       </w:r>
     </w:p>
     <w:p>
       <w:r>
-        <w:t>Source file: Other publishers/Files (500) (9).DOCX</w:t>
+        <w:t>Source file: Other publishers/Files (500) (11).DOCX</w:t>
       </w:r>
     </w:p>
     <w:p>
@@ -49,47 +49,53 @@
     </w:p>
     <w:p>
       <w:r>
-        <w:t>ABSTRACT</w:t>
+        <w:t>Sci-fi love, an emerging young star and a blue-collar drama highlighted the Sundance Film Festival as it heads toward its awards ceremony Saturday night. USA TODAY's Andrea G. Mandell surveys the scene in Park City, Utah.</w:t>
         <w:br/>
-        <w:t>Lawmakers defy voters and enact plan that critics say covers fewer people at greater cost</w:t>
+        <w:t>'Love' finds a way</w:t>
         <w:br/>
-        <w:t>When voters of deep-red Utah approved a ballot initiative to expand Medicaid in November, David Heslington, bishop of an inner-city congregation of the Church of Jesus Christ of Latter-day Saints, was elated. He has seen first hand that expanding health coverage to poor and working-class Utahns would save lives, having conducted funerals in the spring for two Salt Lake City men who had overdosed on opioids, unable to afford addiction treatment.</w:t>
+        <w:t>There's a reason Mark Duplass and Elisabeth Moss are grinning.</w:t>
         <w:br/>
-        <w:t>Three weeks ago, as the Utah legislature rushed to shred that initiative, Heslington implored lawmakers to reconsider: "Do you feel any obligation to implement the will of the people you supposedly represent?"</w:t>
+        <w:t>Their big gamble, The One I Love, a Woody Allen-style love story that takes an unexpected sci-fi turn, is gaining serious traction here.</w:t>
         <w:br/>
-        <w:t>On Monday, the legislature gave its answer: It enacted a Medicaid plan that would cover tens of thousands fewer people than what voters called for, despite demonstrations by people carrying signs saying, "Respect democracy, our vote matters." Within hours, Gov Gary R. Herbert (R) signed the measure into law, saying that it "balances Utah's sense of compassion and frugality."</w:t>
+        <w:t>Even better? The Wednesday screening left audiences arguing about  what they  just witnessed.</w:t>
         <w:br/>
-        <w:t>The actions of Utah's lawmakers are testing the legitimacy of the citizen initiative, a staple of small-d democracy in about half the states. Idaho lawmakers also are considering restrictions to a Medicaid expansion approved by voters there. Maine residents approved a similar ballot initiative in 2017 but had to wait for the arrival of a Democratic governor for the expansion to begin.</w:t>
+        <w:t>People "get into these raging debates with one another," says Duplass, whose phone rings constantly as buyers  bid on the film.</w:t>
         <w:br/>
-        <w:t>At the same time, the legislation just approved by Utah's heavily Republican legislature is unlike any the federal government has allowed before, and will test the willingness of the Trump administration to rethink a central tenet of how the Affordable Care Act has been carried out.</w:t>
+        <w:t>"It's really important" not to know too much about the plot, says Duplass, who stars as Moss' husband. The couple have fallen into a  slump and seek counseling. Their therapist (Ted Danson) encourages them to take a weekend at a retreat, "and then (things) get weird,'' Duplass says.</w:t>
         <w:br/>
-        <w:t>Until now, if a state chose to expand Medicaid under the federal health law - as about three dozen states plus the District of Columbia have - federal officials have required them to include people with incomes up to 138 percent of the federal poverty line, nearly $17,000 for an individual or nearly $35,000 for a family of four.</w:t>
+        <w:t>"What I  connected to was the idea of examining, in a very pointed way, the worst and best version of yourself and who you are in a relationship," says Moss, who is also here with the film Listen Up Philip. "And what is the ideal girlfriend? From a woman's point of view, what do guys actually want?"</w:t>
         <w:br/>
-        <w:t>Utah's plan expands Medicaid only to people earning up to the poverty line and wants the federal government to pay the state the more generous reimbursement reserved for a full expansion under the ACA. The expansion would broaden coverage beyond the state's stringent limit of parents earning up to 60 percent of the poverty level and no other adults unless they are homeless.</w:t>
+        <w:t>From 'Bad' to 'Hellion'</w:t>
         <w:br/>
-        <w:t>But both the Obama administration and Trump's health-care advisers have rebuffed states seeking to raise eligibility only part-way - including an earlier request by Utah in June.</w:t>
+        <w:t>For Aaron Paul, films like Hellion will steer the way from now on.</w:t>
         <w:br/>
-        <w:t>But that is what Utah is preparing to ask for. If the federal government goes along, health policy experts predict, requests from other Republican-led states will follow.</w:t>
+        <w:t>Though the Breaking Bad star has big, studio-sized projects in the works, including the upcoming street racing movie Need for Speed (out March 14) and Exodus (December, opposite Christian Bale), "I'm trying to do more films like Hellion," Paul says.  "I do films like Need for Speed so I can do passion projects.''</w:t>
         <w:br/>
-        <w:t>According to Utah's expansion advocates, the legislation overriding voters' will is almost certain to spawn litigation if it is accepted in Washington.</w:t>
+        <w:t>Hellion is the 34-year-old actor's "first hands-on, from-the-very-beginning" project, says Paul, who plays Hollis, a grieving, blue-collar father of 13-year-old troublemaker Jacob (newcomer Josh Wiggins) and sweet 10-year-old Wes (Deke Garner). The younger boy looks to be going the way of his brother after their mom dies in an accident.</w:t>
         <w:br/>
-        <w:t>As lawmakers immediately began considering plans to limit the ballot initiative, the rally outside the Capitol was the biggest in the six years advocates have been pressing to expand Medicaid, according to Matthew Slonaker, executive director of the Utah Health Policy Project, a nonprofit that supported the initiative, called Prop 3. "I have never seen people so furious," Slonaker said.</w:t>
+        <w:t>The hardest part was finding "the perfect Jacob," Paul says, until they came across an audition tape from Wiggins, 15, who had never starred in a film.</w:t>
         <w:br/>
-        <w:t>Advocates of full expansion contend this is a risky gamble that could end up costing the state millions of dollars because of the way the federal government reimburses for Medicaid.</w:t>
+        <w:t>"It's his movie," Paul says. "He needs to be a kid that everyone relates to, that everyone loves and they understand why he's doing all these reckless activities."</w:t>
         <w:br/>
-        <w:t>However, two members of the governor's staff and a leading Republican lawmaker said they have received private assurances from officials at the top of the Centers of Medicare and Medicaid Services, which oversees the Medicaid program, that they are receptive to Utah's plan.</w:t>
+        <w:t>A 'Little' drama for banks</w:t>
         <w:br/>
-        <w:t>Paul Edwards, the governor's deputy chief of staff for policy, and Nathan Checketts, the state Medicaid director, said in interviews that CMS officials had at first said they could not approve the state's application last summer for a partial Medicaid expansion. But after the November elections, CMS Administrator Seema Verma signaled to Herbert that she is open to that, Edwards said.</w:t>
+        <w:t>Though she's no stranger to drama, it seems like a shift to see Elizabeth Banks in the taut blue-collar tale Little Accidents.</w:t>
         <w:br/>
-        <w:t>Edwards and Checketts said that CMS officials said they would consider a partial expansion if Utah combined it with an even more unorthodox idea - setting per-person caps for Medicaid spending - an idea that has long been popular with conservatives and represents a fundamental shift in the program from an entitlement available to anyone who is eligible, to a grant with a per capita dollar limit.</w:t>
+        <w:t>She's spent years dazzling audiences as The Hunger Games' Effie Trinket, 30 Rock's ultra-conservative TV personality Avery Jessup and a wry, dried-up commentator in Pitch Perfect.</w:t>
         <w:br/>
-        <w:t>The prospect of a capped Medicaid program and a limited expansion has stirred anger. On Friday, as the House debated its version the bill, a quartet of faith leaders linked arms as they sat on the floor outside the chamber.</w:t>
+        <w:t>"I haven't done drama in a while," says Banks. "I'll be totally honest with you: I would prefer to be doing comedies. But they're not making them."</w:t>
         <w:br/>
-        <w:t>Carissa Monroy, a family physician at a community health center on Salt Lake City's south side, has attended rallies and roamed the Capitol's halls to meet with lawmakers. Some of her patients are refugees and, after qualifying for an initial eight months of health coverage, often become uninsured.</w:t>
+        <w:t>In Little Accidents,  Banks plays the well-heeled, McMansion-dwelling wife of a coal-mine executive (Josh Lucas). Their child goes missing after an accident.</w:t>
         <w:br/>
-        <w:t>"Utahns in general are pretty caring and giving people," she said. "It feels like it's this mental block with not wanting to expand Medicaid, because so many of the Republican legislators have been opposed to it for so long."</w:t>
+        <w:t xml:space="preserve">"I'm from a working-class town that was built around a General Electric factory," Banks says. "My father worked on the factory floor, and he was never a manager. I really understood the layers to this, and the separation.'' </w:t>
         <w:br/>
-        <w:t>Slonaker, of the Utah Health Policy Project, said the legislative plan will cover fewer people at greater cost to the state, while "the voters' intent is playing second fiddle." In the meantime, his group plans to start enrolling those they can for coverage in April.</w:t>
+        <w:br/>
+        <w:t>Graphic</w:t>
+        <w:br/>
+        <w:br/>
+        <w:t xml:space="preserve"> </w:t>
+        <w:br/>
+        <w:t>photo Larry Busacca, Getty Images</w:t>
       </w:r>
     </w:p>
     <w:sectPr>

--- a/example_articles/states/Utah/4.states_Utah_Other_publisher.docx
+++ b/example_articles/states/Utah/4.states_Utah_Other_publisher.docx
@@ -7,7 +7,7 @@
         <w:pStyle w:val="Heading1"/>
       </w:pPr>
       <w:r>
-        <w:t>Actors are getting serious</w:t>
+        <w:t>Utah scales back Medicaid expansion; Lawmakers defy voters and enact plan that critics say covers fewer people at greater cost</w:t>
       </w:r>
     </w:p>
     <w:p>
@@ -17,17 +17,17 @@
     </w:p>
     <w:p>
       <w:r>
-        <w:t>Date: 2014-01-23</w:t>
+        <w:t>Date: 2019-02-17</w:t>
       </w:r>
     </w:p>
     <w:p>
       <w:r>
-        <w:t>Section: LIFE; Pg. 5D</w:t>
+        <w:t>Section: THE WASHINGTON POST NATIONAL WEEKLY; Pg. K9</w:t>
       </w:r>
     </w:p>
     <w:p>
       <w:r>
-        <w:t>Source file: Other publishers/Files (500) (11).DOCX</w:t>
+        <w:t>Source file: Other publishers/Files (500) (9).DOCX</w:t>
       </w:r>
     </w:p>
     <w:p>
@@ -49,53 +49,47 @@
     </w:p>
     <w:p>
       <w:r>
-        <w:t>Sci-fi love, an emerging young star and a blue-collar drama highlighted the Sundance Film Festival as it heads toward its awards ceremony Saturday night. USA TODAY's Andrea G. Mandell surveys the scene in Park City, Utah.</w:t>
+        <w:t>ABSTRACT</w:t>
         <w:br/>
-        <w:t>'Love' finds a way</w:t>
+        <w:t>Lawmakers defy voters and enact plan that critics say covers fewer people at greater cost</w:t>
         <w:br/>
-        <w:t>There's a reason Mark Duplass and Elisabeth Moss are grinning.</w:t>
+        <w:t>When voters of deep-red Utah approved a ballot initiative to expand Medicaid in November, David Heslington, bishop of an inner-city congregation of the Church of Jesus Christ of Latter-day Saints, was elated. He has seen first hand that expanding health coverage to poor and working-class Utahns would save lives, having conducted funerals in the spring for two Salt Lake City men who had overdosed on opioids, unable to afford addiction treatment.</w:t>
         <w:br/>
-        <w:t>Their big gamble, The One I Love, a Woody Allen-style love story that takes an unexpected sci-fi turn, is gaining serious traction here.</w:t>
+        <w:t>Three weeks ago, as the Utah legislature rushed to shred that initiative, Heslington implored lawmakers to reconsider: "Do you feel any obligation to implement the will of the people you supposedly represent?"</w:t>
         <w:br/>
-        <w:t>Even better? The Wednesday screening left audiences arguing about  what they  just witnessed.</w:t>
+        <w:t>On Monday, the legislature gave its answer: It enacted a Medicaid plan that would cover tens of thousands fewer people than what voters called for, despite demonstrations by people carrying signs saying, "Respect democracy, our vote matters." Within hours, Gov Gary R. Herbert (R) signed the measure into law, saying that it "balances Utah's sense of compassion and frugality."</w:t>
         <w:br/>
-        <w:t>People "get into these raging debates with one another," says Duplass, whose phone rings constantly as buyers  bid on the film.</w:t>
+        <w:t>The actions of Utah's lawmakers are testing the legitimacy of the citizen initiative, a staple of small-d democracy in about half the states. Idaho lawmakers also are considering restrictions to a Medicaid expansion approved by voters there. Maine residents approved a similar ballot initiative in 2017 but had to wait for the arrival of a Democratic governor for the expansion to begin.</w:t>
         <w:br/>
-        <w:t>"It's really important" not to know too much about the plot, says Duplass, who stars as Moss' husband. The couple have fallen into a  slump and seek counseling. Their therapist (Ted Danson) encourages them to take a weekend at a retreat, "and then (things) get weird,'' Duplass says.</w:t>
+        <w:t>At the same time, the legislation just approved by Utah's heavily Republican legislature is unlike any the federal government has allowed before, and will test the willingness of the Trump administration to rethink a central tenet of how the Affordable Care Act has been carried out.</w:t>
         <w:br/>
-        <w:t>"What I  connected to was the idea of examining, in a very pointed way, the worst and best version of yourself and who you are in a relationship," says Moss, who is also here with the film Listen Up Philip. "And what is the ideal girlfriend? From a woman's point of view, what do guys actually want?"</w:t>
+        <w:t>Until now, if a state chose to expand Medicaid under the federal health law - as about three dozen states plus the District of Columbia have - federal officials have required them to include people with incomes up to 138 percent of the federal poverty line, nearly $17,000 for an individual or nearly $35,000 for a family of four.</w:t>
         <w:br/>
-        <w:t>From 'Bad' to 'Hellion'</w:t>
+        <w:t>Utah's plan expands Medicaid only to people earning up to the poverty line and wants the federal government to pay the state the more generous reimbursement reserved for a full expansion under the ACA. The expansion would broaden coverage beyond the state's stringent limit of parents earning up to 60 percent of the poverty level and no other adults unless they are homeless.</w:t>
         <w:br/>
-        <w:t>For Aaron Paul, films like Hellion will steer the way from now on.</w:t>
+        <w:t>But both the Obama administration and Trump's health-care advisers have rebuffed states seeking to raise eligibility only part-way - including an earlier request by Utah in June.</w:t>
         <w:br/>
-        <w:t>Though the Breaking Bad star has big, studio-sized projects in the works, including the upcoming street racing movie Need for Speed (out March 14) and Exodus (December, opposite Christian Bale), "I'm trying to do more films like Hellion," Paul says.  "I do films like Need for Speed so I can do passion projects.''</w:t>
+        <w:t>But that is what Utah is preparing to ask for. If the federal government goes along, health policy experts predict, requests from other Republican-led states will follow.</w:t>
         <w:br/>
-        <w:t>Hellion is the 34-year-old actor's "first hands-on, from-the-very-beginning" project, says Paul, who plays Hollis, a grieving, blue-collar father of 13-year-old troublemaker Jacob (newcomer Josh Wiggins) and sweet 10-year-old Wes (Deke Garner). The younger boy looks to be going the way of his brother after their mom dies in an accident.</w:t>
+        <w:t>According to Utah's expansion advocates, the legislation overriding voters' will is almost certain to spawn litigation if it is accepted in Washington.</w:t>
         <w:br/>
-        <w:t>The hardest part was finding "the perfect Jacob," Paul says, until they came across an audition tape from Wiggins, 15, who had never starred in a film.</w:t>
+        <w:t>As lawmakers immediately began considering plans to limit the ballot initiative, the rally outside the Capitol was the biggest in the six years advocates have been pressing to expand Medicaid, according to Matthew Slonaker, executive director of the Utah Health Policy Project, a nonprofit that supported the initiative, called Prop 3. "I have never seen people so furious," Slonaker said.</w:t>
         <w:br/>
-        <w:t>"It's his movie," Paul says. "He needs to be a kid that everyone relates to, that everyone loves and they understand why he's doing all these reckless activities."</w:t>
+        <w:t>Advocates of full expansion contend this is a risky gamble that could end up costing the state millions of dollars because of the way the federal government reimburses for Medicaid.</w:t>
         <w:br/>
-        <w:t>A 'Little' drama for banks</w:t>
+        <w:t>However, two members of the governor's staff and a leading Republican lawmaker said they have received private assurances from officials at the top of the Centers of Medicare and Medicaid Services, which oversees the Medicaid program, that they are receptive to Utah's plan.</w:t>
         <w:br/>
-        <w:t>Though she's no stranger to drama, it seems like a shift to see Elizabeth Banks in the taut blue-collar tale Little Accidents.</w:t>
+        <w:t>Paul Edwards, the governor's deputy chief of staff for policy, and Nathan Checketts, the state Medicaid director, said in interviews that CMS officials had at first said they could not approve the state's application last summer for a partial Medicaid expansion. But after the November elections, CMS Administrator Seema Verma signaled to Herbert that she is open to that, Edwards said.</w:t>
         <w:br/>
-        <w:t>She's spent years dazzling audiences as The Hunger Games' Effie Trinket, 30 Rock's ultra-conservative TV personality Avery Jessup and a wry, dried-up commentator in Pitch Perfect.</w:t>
+        <w:t>Edwards and Checketts said that CMS officials said they would consider a partial expansion if Utah combined it with an even more unorthodox idea - setting per-person caps for Medicaid spending - an idea that has long been popular with conservatives and represents a fundamental shift in the program from an entitlement available to anyone who is eligible, to a grant with a per capita dollar limit.</w:t>
         <w:br/>
-        <w:t>"I haven't done drama in a while," says Banks. "I'll be totally honest with you: I would prefer to be doing comedies. But they're not making them."</w:t>
+        <w:t>The prospect of a capped Medicaid program and a limited expansion has stirred anger. On Friday, as the House debated its version the bill, a quartet of faith leaders linked arms as they sat on the floor outside the chamber.</w:t>
         <w:br/>
-        <w:t>In Little Accidents,  Banks plays the well-heeled, McMansion-dwelling wife of a coal-mine executive (Josh Lucas). Their child goes missing after an accident.</w:t>
+        <w:t>Carissa Monroy, a family physician at a community health center on Salt Lake City's south side, has attended rallies and roamed the Capitol's halls to meet with lawmakers. Some of her patients are refugees and, after qualifying for an initial eight months of health coverage, often become uninsured.</w:t>
         <w:br/>
-        <w:t xml:space="preserve">"I'm from a working-class town that was built around a General Electric factory," Banks says. "My father worked on the factory floor, and he was never a manager. I really understood the layers to this, and the separation.'' </w:t>
+        <w:t>"Utahns in general are pretty caring and giving people," she said. "It feels like it's this mental block with not wanting to expand Medicaid, because so many of the Republican legislators have been opposed to it for so long."</w:t>
         <w:br/>
-        <w:br/>
-        <w:t>Graphic</w:t>
-        <w:br/>
-        <w:br/>
-        <w:t xml:space="preserve"> </w:t>
-        <w:br/>
-        <w:t>photo Larry Busacca, Getty Images</w:t>
+        <w:t>Slonaker, of the Utah Health Policy Project, said the legislative plan will cover fewer people at greater cost to the state, while "the voters' intent is playing second fiddle." In the meantime, his group plans to start enrolling those they can for coverage in April.</w:t>
       </w:r>
     </w:p>
     <w:sectPr>

--- a/example_articles/states/Utah/4.states_Utah_Other_publisher.docx
+++ b/example_articles/states/Utah/4.states_Utah_Other_publisher.docx
@@ -7,7 +7,7 @@
         <w:pStyle w:val="Heading1"/>
       </w:pPr>
       <w:r>
-        <w:t>Utah scales back Medicaid expansion; Lawmakers defy voters and enact plan that critics say covers fewer people at greater cost</w:t>
+        <w:t>Festival folks drink in 'strange cocktail'</w:t>
       </w:r>
     </w:p>
     <w:p>
@@ -17,17 +17,17 @@
     </w:p>
     <w:p>
       <w:r>
-        <w:t>Date: 2019-02-17</w:t>
+        <w:t>Date: 2001-01-29</w:t>
       </w:r>
     </w:p>
     <w:p>
       <w:r>
-        <w:t>Section: THE WASHINGTON POST NATIONAL WEEKLY; Pg. K9</w:t>
+        <w:t>Section: LIFE;</w:t>
       </w:r>
     </w:p>
     <w:p>
       <w:r>
-        <w:t>Source file: Other publishers/Files (500) (9).DOCX</w:t>
+        <w:t>Source file: Other publishers/Files (500) (20).DOCX</w:t>
       </w:r>
     </w:p>
     <w:p>
@@ -49,47 +49,137 @@
     </w:p>
     <w:p>
       <w:r>
-        <w:t>ABSTRACT</w:t>
+        <w:t>PARK CITY, Utah -- Some Sundance snapshots:</w:t>
         <w:br/>
-        <w:t>Lawmakers defy voters and enact plan that critics say covers fewer people at greater cost</w:t>
+        <w:t>Mick and Michaels: Sundancing for the first time were Mick</w:t>
         <w:br/>
-        <w:t>When voters of deep-red Utah approved a ballot initiative to expand Medicaid in November, David Heslington, bishop of an inner-city congregation of the Church of Jesus Christ of Latter-day Saints, was elated. He has seen first hand that expanding health coverage to poor and working-class Utahns would save lives, having conducted funerals in the spring for two Salt Lake City men who had overdosed on opioids, unable to afford addiction treatment.</w:t>
+        <w:t>Jagger and longtime Saturday Night Live producer Lorne</w:t>
         <w:br/>
-        <w:t>Three weeks ago, as the Utah legislature rushed to shred that initiative, Heslington implored lawmakers to reconsider: "Do you feel any obligation to implement the will of the people you supposedly represent?"</w:t>
+        <w:t>Michaels.</w:t>
         <w:br/>
-        <w:t>On Monday, the legislature gave its answer: It enacted a Medicaid plan that would cover tens of thousands fewer people than what voters called for, despite demonstrations by people carrying signs saying, "Respect democracy, our vote matters." Within hours, Gov Gary R. Herbert (R) signed the measure into law, saying that it "balances Utah's sense of compassion and frugality."</w:t>
+        <w:t>But the co-producers of Enigma, the first film from Jagger's</w:t>
         <w:br/>
-        <w:t>The actions of Utah's lawmakers are testing the legitimacy of the citizen initiative, a staple of small-d democracy in about half the states. Idaho lawmakers also are considering restrictions to a Medicaid expansion approved by voters there. Maine residents approved a similar ballot initiative in 2017 but had to wait for the arrival of a Democratic governor for the expansion to begin.</w:t>
+        <w:t>Jagged Films production company, weren't all that impressed.</w:t>
         <w:br/>
-        <w:t>At the same time, the legislation just approved by Utah's heavily Republican legislature is unlike any the federal government has allowed before, and will test the willingness of the Trump administration to rethink a central tenet of how the Affordable Care Act has been carried out.</w:t>
+        <w:t>"It's very serious here," Michaels observed.</w:t>
         <w:br/>
-        <w:t>Until now, if a state chose to expand Medicaid under the federal health law - as about three dozen states plus the District of Columbia have - federal officials have required them to include people with incomes up to 138 percent of the federal poverty line, nearly $17,000 for an individual or nearly $35,000 for a family of four.</w:t>
+        <w:t>"And everyone dresses in black," whispered Jagger, dressed in</w:t>
         <w:br/>
-        <w:t>Utah's plan expands Medicaid only to people earning up to the poverty line and wants the federal government to pay the state the more generous reimbursement reserved for a full expansion under the ACA. The expansion would broaden coverage beyond the state's stringent limit of parents earning up to 60 percent of the poverty level and no other adults unless they are homeless.</w:t>
+        <w:t>an aqua cardigan with a hood, gray pants, gray-and-grape shirt</w:t>
         <w:br/>
-        <w:t>But both the Obama administration and Trump's health-care advisers have rebuffed states seeking to raise eligibility only part-way - including an earlier request by Utah in June.</w:t>
+        <w:t>and steely shades.</w:t>
         <w:br/>
-        <w:t>But that is what Utah is preparing to ask for. If the federal government goes along, health policy experts predict, requests from other Republican-led states will follow.</w:t>
+        <w:t>Jagger and Michaels were looking for a U.S. distributor for Enigma</w:t>
         <w:br/>
-        <w:t>According to Utah's expansion advocates, the legislation overriding voters' will is almost certain to spawn litigation if it is accepted in Washington.</w:t>
+        <w:t>-- a World War II thriller/love story about the cracking of the</w:t>
         <w:br/>
-        <w:t>As lawmakers immediately began considering plans to limit the ballot initiative, the rally outside the Capitol was the biggest in the six years advocates have been pressing to expand Medicaid, according to Matthew Slonaker, executive director of the Utah Health Policy Project, a nonprofit that supported the initiative, called Prop 3. "I have never seen people so furious," Slonaker said.</w:t>
+        <w:t>German communications code during the dark days of 1943, starring</w:t>
         <w:br/>
-        <w:t>Advocates of full expansion contend this is a risky gamble that could end up costing the state millions of dollars because of the way the federal government reimburses for Medicaid.</w:t>
+        <w:t>Dougray Scott, Saffron Burrows, Jeremy Northam and Kate Winslet.</w:t>
         <w:br/>
-        <w:t>However, two members of the governor's staff and a leading Republican lawmaker said they have received private assurances from officials at the top of the Centers of Medicare and Medicaid Services, which oversees the Medicaid program, that they are receptive to Utah's plan.</w:t>
+        <w:t>Jagger described the picture as "a labor of love . . . which</w:t>
         <w:br/>
-        <w:t>Paul Edwards, the governor's deputy chief of staff for policy, and Nathan Checketts, the state Medicaid director, said in interviews that CMS officials had at first said they could not approve the state's application last summer for a partial Medicaid expansion. But after the November elections, CMS Administrator Seema Verma signaled to Herbert that she is open to that, Edwards said.</w:t>
+        <w:t>means it takes forever and you don't get paid very much."</w:t>
         <w:br/>
-        <w:t>Edwards and Checketts said that CMS officials said they would consider a partial expansion if Utah combined it with an even more unorthodox idea - setting per-person caps for Medicaid spending - an idea that has long been popular with conservatives and represents a fundamental shift in the program from an entitlement available to anyone who is eligible, to a grant with a per capita dollar limit.</w:t>
+        <w:t>But, he went on, "It's really good to see this thing up there</w:t>
         <w:br/>
-        <w:t>The prospect of a capped Medicaid program and a limited expansion has stirred anger. On Friday, as the House debated its version the bill, a quartet of faith leaders linked arms as they sat on the floor outside the chamber.</w:t>
+        <w:t>on the screen finally, after all the work."</w:t>
         <w:br/>
-        <w:t>Carissa Monroy, a family physician at a community health center on Salt Lake City's south side, has attended rallies and roamed the Capitol's halls to meet with lawmakers. Some of her patients are refugees and, after qualifying for an initial eight months of health coverage, often become uninsured.</w:t>
+        <w:t>The Michael Apted-directed film, adapted by Tom Stoppard from</w:t>
         <w:br/>
-        <w:t>"Utahns in general are pretty caring and giving people," she said. "It feels like it's this mental block with not wanting to expand Medicaid, because so many of the Republican legislators have been opposed to it for so long."</w:t>
+        <w:t>a Robert Harris novel, took five years and $ 23 million (hefty</w:t>
         <w:br/>
-        <w:t>Slonaker, of the Utah Health Policy Project, said the legislative plan will cover fewer people at greater cost to the state, while "the voters' intent is playing second fiddle." In the meantime, his group plans to start enrolling those they can for coverage in April.</w:t>
+        <w:t>for an independent British film).</w:t>
+        <w:br/>
+        <w:t>Why did Jagger make it? "I thought it would be good to start</w:t>
+        <w:br/>
+        <w:t>my own projects instead of just going in other people's and being</w:t>
+        <w:br/>
+        <w:t>involved peripherally or doing music."</w:t>
+        <w:br/>
+        <w:t>And Michaels? "Enigma is the last great secret of WW II,</w:t>
+        <w:br/>
+        <w:t>and it really didn't become public until the late '70s." Plus,</w:t>
+        <w:br/>
+        <w:t>he liked the mix of early computers, geniuses and nerds.</w:t>
+        <w:br/>
+        <w:t>"And a few glamorous girls," Jagger reminded him. "It could've</w:t>
+        <w:br/>
+        <w:t>been a boys-only movie."</w:t>
+        <w:br/>
+        <w:t>Love is in the hair: "I really liked making out with that</w:t>
+        <w:br/>
+        <w:t>girl," the star admitted to the Sundance audience for Julie</w:t>
+        <w:br/>
+        <w:t>Johnson, directed by Bob Gosse (Niagara, Niagara).</w:t>
+        <w:br/>
+        <w:t>"That girl" is Lili Taylor, who plays the title character, a</w:t>
+        <w:br/>
+        <w:t>New Jersey housewife tired of "bein' stoopid" and working-class</w:t>
+        <w:br/>
+        <w:t>and goes back to high school.</w:t>
+        <w:br/>
+        <w:t>The star who liked making out with Taylor? Was it Spalding Gray,</w:t>
+        <w:br/>
+        <w:t>who stars as her professor? Nope. It was Courtney Love, who, playing</w:t>
+        <w:br/>
+        <w:t>opposite Taylor as the bimbo next door who has a torrid affair</w:t>
+        <w:br/>
+        <w:t>with Taylor in a fit of anger at her cop husband.</w:t>
+        <w:br/>
+        <w:t>"I played her as gay. Hey, I'm a rock star, and that's what happens.</w:t>
+        <w:br/>
+        <w:t>It's not like I'm going to ruin my career," Love told the crowd.</w:t>
+        <w:br/>
+        <w:t>Someone asked Gosse whether Love was a handful to direct. She</w:t>
+        <w:br/>
+        <w:t>shot back: "Sure, I fired the first hair and makeup people, but</w:t>
+        <w:br/>
+        <w:t>that was it. I'm not a handful. Where'd you get that handful stuff?"</w:t>
+        <w:br/>
+        <w:t>Chicken dance: British star Gary Oldman came to Sundance</w:t>
+        <w:br/>
+        <w:t>for the premiere of David Seltzer's Nobody's Baby, a comedy</w:t>
+        <w:br/>
+        <w:t>about a couple of escaped cons who hide out with a baby in a trailer</w:t>
+        <w:br/>
+        <w:t>park.</w:t>
+        <w:br/>
+        <w:t>How did Oldman go from being an articulate senator in The Contender</w:t>
+        <w:br/>
+        <w:t>to a redneck nincompoop with a drawl? someone in the screening</w:t>
+        <w:br/>
+        <w:t>audience asked.</w:t>
+        <w:br/>
+        <w:t>"Gary can do a barnyard animal and make it believable," Seltzer</w:t>
+        <w:br/>
+        <w:t>said.</w:t>
+        <w:br/>
+        <w:t>Someone shot back: "Can Gary do a chicken?"</w:t>
+        <w:br/>
+        <w:t>So Oldman threw himself into it, clucking, strutting and flapping</w:t>
+        <w:br/>
+        <w:t>his arms.</w:t>
+        <w:br/>
+        <w:t>Mixing it up: Director Barbet Schroeder (Reversal of</w:t>
+        <w:br/>
+        <w:t>Fortune), at Sundance to show his Spanish-language Our</w:t>
+        <w:br/>
+        <w:t>Lady of the Assassins, assessed his first time at the festival</w:t>
+        <w:br/>
+        <w:t>this way: "It's great all these people get up for a 9 a.m. movie.</w:t>
+        <w:br/>
+        <w:t>But the art in the shops on Main Street is appalling. This place</w:t>
+        <w:br/>
+        <w:t>is a strange cocktail."</w:t>
+        <w:br/>
+        <w:br/>
+        <w:t>Graphic</w:t>
+        <w:br/>
+        <w:br/>
+        <w:t xml:space="preserve"> </w:t>
+        <w:br/>
+        <w:t>PHOTO, B/W, Douglas C. Pizac, AP; PHOTOS, B/W, Fred Prouser, Reuters (2); Doing the Sundance: Lorne Michaels, left, and Mick Jagger co-produced Enigma, "a labor of love." Courtney Love, right, takes a break from a snowboarding lesson.  Nobody's Baby: Australian actress Radha Mitchell with co-star Gary Oldman.</w:t>
       </w:r>
     </w:p>
     <w:sectPr>
